--- a/DOM/DOM notes.docx
+++ b/DOM/DOM notes.docx
@@ -39,7 +39,7 @@
           <w:noProof/>
         </w:rPr>
         <w:drawing>
-          <wp:inline distT="0" distB="0" distL="0" distR="0" wp14:anchorId="232317B0" wp14:editId="31F7A585">
+          <wp:inline distT="0" distB="0" distL="0" distR="0" wp14:anchorId="232317B0" wp14:editId="588A01BB">
             <wp:extent cx="5731510" cy="3223895"/>
             <wp:effectExtent l="0" t="0" r="2540" b="0"/>
             <wp:docPr id="772942807" name="Picture 1" descr="What is the DOM? Document Object Model Meaning in JavaScript"/>
@@ -246,15 +246,7 @@
         <w:t>Comment Node</w:t>
       </w:r>
       <w:r>
-        <w:t xml:space="preserve"> → Represents HTML comments </w:t>
-      </w:r>
-      <w:proofErr w:type="gramStart"/>
-      <w:r>
-        <w:t>&lt;!--</w:t>
-      </w:r>
-      <w:proofErr w:type="gramEnd"/>
-      <w:r>
-        <w:t xml:space="preserve"> comment --&gt;. </w:t>
+        <w:t xml:space="preserve"> → Represents HTML comments &lt;!-- comment --&gt;. </w:t>
       </w:r>
     </w:p>
     <w:p>
@@ -271,6 +263,9 @@
     </w:p>
     <w:p>
       <w:r>
+        <w:rPr>
+          <w:noProof/>
+        </w:rPr>
         <w:lastRenderedPageBreak/>
         <w:drawing>
           <wp:inline distT="0" distB="0" distL="0" distR="0" wp14:anchorId="188E22F6" wp14:editId="1A80EA54">
@@ -311,6 +306,9 @@
     </w:p>
     <w:p>
       <w:r>
+        <w:rPr>
+          <w:noProof/>
+        </w:rPr>
         <w:drawing>
           <wp:inline distT="0" distB="0" distL="0" distR="0" wp14:anchorId="2B5A15A2" wp14:editId="36C3C1E4">
             <wp:extent cx="5731510" cy="2541270"/>
@@ -348,6 +346,485 @@
         </w:drawing>
       </w:r>
     </w:p>
+    <w:p/>
+    <w:p/>
+    <w:p>
+      <w:r>
+        <w:t xml:space="preserve">The main difference is that append() is more flexible, while </w:t>
+      </w:r>
+      <w:proofErr w:type="spellStart"/>
+      <w:r>
+        <w:t>appendChild</w:t>
+      </w:r>
+      <w:proofErr w:type="spellEnd"/>
+      <w:r>
+        <w:t>() only adds one DOM node.</w:t>
+      </w:r>
+    </w:p>
+    <w:tbl>
+      <w:tblPr>
+        <w:tblW w:w="0" w:type="auto"/>
+        <w:tblCellSpacing w:w="15" w:type="dxa"/>
+        <w:tblCellMar>
+          <w:top w:w="15" w:type="dxa"/>
+          <w:left w:w="15" w:type="dxa"/>
+          <w:bottom w:w="15" w:type="dxa"/>
+          <w:right w:w="15" w:type="dxa"/>
+        </w:tblCellMar>
+        <w:tblLook w:val="04A0" w:firstRow="1" w:lastRow="0" w:firstColumn="1" w:lastColumn="0" w:noHBand="0" w:noVBand="1"/>
+      </w:tblPr>
+      <w:tblGrid>
+        <w:gridCol w:w="2899"/>
+        <w:gridCol w:w="3242"/>
+      </w:tblGrid>
+      <w:tr>
+        <w:trPr>
+          <w:tblCellSpacing w:w="15" w:type="dxa"/>
+        </w:trPr>
+        <w:tc>
+          <w:tcPr>
+            <w:tcW w:w="0" w:type="auto"/>
+            <w:vAlign w:val="center"/>
+            <w:hideMark/>
+          </w:tcPr>
+          <w:p>
+            <w:pPr>
+              <w:rPr>
+                <w:b/>
+                <w:bCs/>
+              </w:rPr>
+            </w:pPr>
+            <w:r>
+              <w:rPr>
+                <w:b/>
+                <w:bCs/>
+              </w:rPr>
+              <w:t>append()</w:t>
+            </w:r>
+          </w:p>
+        </w:tc>
+        <w:tc>
+          <w:tcPr>
+            <w:tcW w:w="0" w:type="auto"/>
+            <w:vAlign w:val="center"/>
+            <w:hideMark/>
+          </w:tcPr>
+          <w:p>
+            <w:pPr>
+              <w:rPr>
+                <w:b/>
+                <w:bCs/>
+              </w:rPr>
+            </w:pPr>
+            <w:proofErr w:type="spellStart"/>
+            <w:r>
+              <w:rPr>
+                <w:b/>
+                <w:bCs/>
+              </w:rPr>
+              <w:t>appendChild</w:t>
+            </w:r>
+            <w:proofErr w:type="spellEnd"/>
+            <w:r>
+              <w:rPr>
+                <w:b/>
+                <w:bCs/>
+              </w:rPr>
+              <w:t>()</w:t>
+            </w:r>
+          </w:p>
+        </w:tc>
+      </w:tr>
+      <w:tr>
+        <w:trPr>
+          <w:tblCellSpacing w:w="15" w:type="dxa"/>
+        </w:trPr>
+        <w:tc>
+          <w:tcPr>
+            <w:tcW w:w="0" w:type="auto"/>
+            <w:vAlign w:val="center"/>
+            <w:hideMark/>
+          </w:tcPr>
+          <w:p>
+            <w:r>
+              <w:t>Adds node or text</w:t>
+            </w:r>
+          </w:p>
+        </w:tc>
+        <w:tc>
+          <w:tcPr>
+            <w:tcW w:w="0" w:type="auto"/>
+            <w:vAlign w:val="center"/>
+            <w:hideMark/>
+          </w:tcPr>
+          <w:p>
+            <w:r>
+              <w:t>Adds only a node</w:t>
+            </w:r>
+          </w:p>
+        </w:tc>
+      </w:tr>
+      <w:tr>
+        <w:trPr>
+          <w:tblCellSpacing w:w="15" w:type="dxa"/>
+        </w:trPr>
+        <w:tc>
+          <w:tcPr>
+            <w:tcW w:w="0" w:type="auto"/>
+            <w:vAlign w:val="center"/>
+            <w:hideMark/>
+          </w:tcPr>
+          <w:p>
+            <w:r>
+              <w:t>Can add multiple items</w:t>
+            </w:r>
+          </w:p>
+        </w:tc>
+        <w:tc>
+          <w:tcPr>
+            <w:tcW w:w="0" w:type="auto"/>
+            <w:vAlign w:val="center"/>
+            <w:hideMark/>
+          </w:tcPr>
+          <w:p>
+            <w:r>
+              <w:t>Adds only one item</w:t>
+            </w:r>
+          </w:p>
+        </w:tc>
+      </w:tr>
+      <w:tr>
+        <w:trPr>
+          <w:tblCellSpacing w:w="15" w:type="dxa"/>
+        </w:trPr>
+        <w:tc>
+          <w:tcPr>
+            <w:tcW w:w="0" w:type="auto"/>
+            <w:vAlign w:val="center"/>
+            <w:hideMark/>
+          </w:tcPr>
+          <w:p>
+            <w:r>
+              <w:lastRenderedPageBreak/>
+              <w:t>Can append strings directly</w:t>
+            </w:r>
+          </w:p>
+        </w:tc>
+        <w:tc>
+          <w:tcPr>
+            <w:tcW w:w="0" w:type="auto"/>
+            <w:vAlign w:val="center"/>
+            <w:hideMark/>
+          </w:tcPr>
+          <w:p>
+            <w:r>
+              <w:t>Cannot append strings directly</w:t>
+            </w:r>
+          </w:p>
+        </w:tc>
+      </w:tr>
+      <w:tr>
+        <w:trPr>
+          <w:tblCellSpacing w:w="15" w:type="dxa"/>
+        </w:trPr>
+        <w:tc>
+          <w:tcPr>
+            <w:tcW w:w="0" w:type="auto"/>
+            <w:vAlign w:val="center"/>
+            <w:hideMark/>
+          </w:tcPr>
+          <w:p>
+            <w:r>
+              <w:t>Returns undefined</w:t>
+            </w:r>
+          </w:p>
+        </w:tc>
+        <w:tc>
+          <w:tcPr>
+            <w:tcW w:w="0" w:type="auto"/>
+            <w:vAlign w:val="center"/>
+            <w:hideMark/>
+          </w:tcPr>
+          <w:p>
+            <w:r>
+              <w:t>Returns the appended node</w:t>
+            </w:r>
+          </w:p>
+        </w:tc>
+      </w:tr>
+    </w:tbl>
+    <w:p>
+      <w:pPr>
+        <w:rPr>
+          <w:b/>
+          <w:bCs/>
+        </w:rPr>
+      </w:pPr>
+      <w:r>
+        <w:rPr>
+          <w:b/>
+          <w:bCs/>
+        </w:rPr>
+        <w:t>Example 1: Adding text</w:t>
+      </w:r>
+    </w:p>
+    <w:p>
+      <w:r>
+        <w:t xml:space="preserve">let div = </w:t>
+      </w:r>
+      <w:proofErr w:type="spellStart"/>
+      <w:r>
+        <w:t>document.getElementById</w:t>
+      </w:r>
+      <w:proofErr w:type="spellEnd"/>
+      <w:r>
+        <w:t>("box");</w:t>
+      </w:r>
+    </w:p>
+    <w:p/>
+    <w:p>
+      <w:proofErr w:type="spellStart"/>
+      <w:r>
+        <w:t>div.append</w:t>
+      </w:r>
+      <w:proofErr w:type="spellEnd"/>
+      <w:r>
+        <w:t>("Hello");</w:t>
+      </w:r>
+    </w:p>
+    <w:p>
+      <w:r>
+        <w:t>Output:</w:t>
+      </w:r>
+    </w:p>
+    <w:p>
+      <w:r>
+        <w:t>Hello</w:t>
+      </w:r>
+    </w:p>
+    <w:p>
+      <w:r>
+        <w:t>But this is invalid:</w:t>
+      </w:r>
+    </w:p>
+    <w:p>
+      <w:proofErr w:type="spellStart"/>
+      <w:r>
+        <w:t>div.appendChild</w:t>
+      </w:r>
+      <w:proofErr w:type="spellEnd"/>
+      <w:r>
+        <w:t>("Hello"); // Error</w:t>
+      </w:r>
+    </w:p>
+    <w:p>
+      <w:pPr>
+        <w:rPr>
+          <w:b/>
+          <w:bCs/>
+        </w:rPr>
+      </w:pPr>
+      <w:r>
+        <w:rPr>
+          <w:b/>
+          <w:bCs/>
+        </w:rPr>
+        <w:t>Example 2: Adding an element</w:t>
+      </w:r>
+    </w:p>
+    <w:p>
+      <w:r>
+        <w:t xml:space="preserve">let p = </w:t>
+      </w:r>
+      <w:proofErr w:type="spellStart"/>
+      <w:r>
+        <w:t>document.createElement</w:t>
+      </w:r>
+      <w:proofErr w:type="spellEnd"/>
+      <w:r>
+        <w:t>("p");</w:t>
+      </w:r>
+    </w:p>
+    <w:p>
+      <w:proofErr w:type="spellStart"/>
+      <w:r>
+        <w:t>p.textContent</w:t>
+      </w:r>
+      <w:proofErr w:type="spellEnd"/>
+      <w:r>
+        <w:t xml:space="preserve"> = "Anandi";</w:t>
+      </w:r>
+    </w:p>
+    <w:p/>
+    <w:p>
+      <w:proofErr w:type="spellStart"/>
+      <w:r>
+        <w:t>div.append</w:t>
+      </w:r>
+      <w:proofErr w:type="spellEnd"/>
+      <w:r>
+        <w:t>(p);</w:t>
+      </w:r>
+    </w:p>
+    <w:p>
+      <w:r>
+        <w:t>Both work for elements:</w:t>
+      </w:r>
+    </w:p>
+    <w:p>
+      <w:proofErr w:type="spellStart"/>
+      <w:r>
+        <w:t>div.appendChild</w:t>
+      </w:r>
+      <w:proofErr w:type="spellEnd"/>
+      <w:r>
+        <w:t>(p);</w:t>
+      </w:r>
+    </w:p>
+    <w:p>
+      <w:pPr>
+        <w:rPr>
+          <w:b/>
+          <w:bCs/>
+        </w:rPr>
+      </w:pPr>
+      <w:r>
+        <w:rPr>
+          <w:b/>
+          <w:bCs/>
+        </w:rPr>
+        <w:t>Example 3: Multiple items</w:t>
+      </w:r>
+    </w:p>
+    <w:p>
+      <w:proofErr w:type="spellStart"/>
+      <w:r>
+        <w:t>div.append</w:t>
+      </w:r>
+      <w:proofErr w:type="spellEnd"/>
+      <w:r>
+        <w:t>("Hello ", p, " Welcome");</w:t>
+      </w:r>
+    </w:p>
+    <w:p>
+      <w:proofErr w:type="spellStart"/>
+      <w:r>
+        <w:t>appendChild</w:t>
+      </w:r>
+      <w:proofErr w:type="spellEnd"/>
+      <w:r>
+        <w:t>() cannot add multiple items at once.</w:t>
+      </w:r>
+    </w:p>
+    <w:p>
+      <w:r>
+        <w:t>Short definition for interview:</w:t>
+      </w:r>
+    </w:p>
+    <w:p>
+      <w:pPr>
+        <w:numPr>
+          <w:ilvl w:val="0"/>
+          <w:numId w:val="3"/>
+        </w:numPr>
+      </w:pPr>
+      <w:r>
+        <w:t>append() adds one or more nodes or text to the end of an element.</w:t>
+      </w:r>
+    </w:p>
+    <w:p>
+      <w:pPr>
+        <w:numPr>
+          <w:ilvl w:val="0"/>
+          <w:numId w:val="3"/>
+        </w:numPr>
+      </w:pPr>
+      <w:proofErr w:type="spellStart"/>
+      <w:r>
+        <w:t>appendChild</w:t>
+      </w:r>
+      <w:proofErr w:type="spellEnd"/>
+      <w:r>
+        <w:t>() adds exactly one DOM node to the end of an element and returns that node.</w:t>
+      </w:r>
+    </w:p>
+    <w:p/>
+    <w:p/>
+    <w:p/>
+    <w:p/>
+    <w:p>
+      <w:r>
+        <w:lastRenderedPageBreak/>
+        <w:br/>
+      </w:r>
+      <w:proofErr w:type="spellStart"/>
+      <w:r>
+        <w:t>InnerHTML</w:t>
+      </w:r>
+      <w:proofErr w:type="spellEnd"/>
+      <w:r>
+        <w:t xml:space="preserve"> : if we are printing text along with html tags It converts the text to that tag </w:t>
+      </w:r>
+    </w:p>
+    <w:p>
+      <w:r>
+        <w:t>Where as</w:t>
+      </w:r>
+    </w:p>
+    <w:p>
+      <w:proofErr w:type="spellStart"/>
+      <w:r>
+        <w:t>Innertext</w:t>
+      </w:r>
+      <w:proofErr w:type="spellEnd"/>
+      <w:r>
+        <w:t xml:space="preserve"> and </w:t>
+      </w:r>
+      <w:proofErr w:type="spellStart"/>
+      <w:r>
+        <w:t>textContent</w:t>
+      </w:r>
+      <w:proofErr w:type="spellEnd"/>
+      <w:r>
+        <w:t xml:space="preserve"> print the as it is text with the tags also </w:t>
+      </w:r>
+    </w:p>
+    <w:p>
+      <w:r>
+        <w:t xml:space="preserve">Difference between </w:t>
+      </w:r>
+      <w:proofErr w:type="spellStart"/>
+      <w:r>
+        <w:t>Innertext</w:t>
+      </w:r>
+      <w:proofErr w:type="spellEnd"/>
+      <w:r>
+        <w:t xml:space="preserve"> and </w:t>
+      </w:r>
+      <w:proofErr w:type="spellStart"/>
+      <w:r>
+        <w:t>textContent</w:t>
+      </w:r>
+      <w:proofErr w:type="spellEnd"/>
+    </w:p>
+    <w:p>
+      <w:proofErr w:type="spellStart"/>
+      <w:r>
+        <w:t>textContent</w:t>
+      </w:r>
+      <w:proofErr w:type="spellEnd"/>
+      <w:r>
+        <w:t xml:space="preserve"> is comparatively Faster the </w:t>
+      </w:r>
+      <w:proofErr w:type="spellStart"/>
+      <w:r>
+        <w:t>innertext</w:t>
+      </w:r>
+      <w:proofErr w:type="spellEnd"/>
+      <w:r>
+        <w:t xml:space="preserve"> </w:t>
+      </w:r>
+    </w:p>
     <w:sectPr>
       <w:pgSz w:w="11906" w:h="16838"/>
       <w:pgMar w:top="1440" w:right="1440" w:bottom="1440" w:left="1440" w:header="708" w:footer="708" w:gutter="0"/>
@@ -672,11 +1149,163 @@
       </w:pPr>
     </w:lvl>
   </w:abstractNum>
+  <w:abstractNum w:abstractNumId="2" w15:restartNumberingAfterBreak="0">
+    <w:nsid w:val="72AA34F3"/>
+    <w:multiLevelType w:val="multilevel"/>
+    <w:tmpl w:val="33862928"/>
+    <w:lvl w:ilvl="0">
+      <w:start w:val="1"/>
+      <w:numFmt w:val="bullet"/>
+      <w:lvlText w:val=""/>
+      <w:lvlJc w:val="left"/>
+      <w:pPr>
+        <w:tabs>
+          <w:tab w:val="num" w:pos="720"/>
+        </w:tabs>
+        <w:ind w:left="720" w:hanging="360"/>
+      </w:pPr>
+      <w:rPr>
+        <w:rFonts w:ascii="Symbol" w:hAnsi="Symbol" w:hint="default"/>
+        <w:sz w:val="20"/>
+      </w:rPr>
+    </w:lvl>
+    <w:lvl w:ilvl="1" w:tentative="1">
+      <w:start w:val="1"/>
+      <w:numFmt w:val="bullet"/>
+      <w:lvlText w:val="o"/>
+      <w:lvlJc w:val="left"/>
+      <w:pPr>
+        <w:tabs>
+          <w:tab w:val="num" w:pos="1440"/>
+        </w:tabs>
+        <w:ind w:left="1440" w:hanging="360"/>
+      </w:pPr>
+      <w:rPr>
+        <w:rFonts w:ascii="Courier New" w:hAnsi="Courier New" w:hint="default"/>
+        <w:sz w:val="20"/>
+      </w:rPr>
+    </w:lvl>
+    <w:lvl w:ilvl="2" w:tentative="1">
+      <w:start w:val="1"/>
+      <w:numFmt w:val="bullet"/>
+      <w:lvlText w:val=""/>
+      <w:lvlJc w:val="left"/>
+      <w:pPr>
+        <w:tabs>
+          <w:tab w:val="num" w:pos="2160"/>
+        </w:tabs>
+        <w:ind w:left="2160" w:hanging="360"/>
+      </w:pPr>
+      <w:rPr>
+        <w:rFonts w:ascii="Wingdings" w:hAnsi="Wingdings" w:hint="default"/>
+        <w:sz w:val="20"/>
+      </w:rPr>
+    </w:lvl>
+    <w:lvl w:ilvl="3" w:tentative="1">
+      <w:start w:val="1"/>
+      <w:numFmt w:val="bullet"/>
+      <w:lvlText w:val=""/>
+      <w:lvlJc w:val="left"/>
+      <w:pPr>
+        <w:tabs>
+          <w:tab w:val="num" w:pos="2880"/>
+        </w:tabs>
+        <w:ind w:left="2880" w:hanging="360"/>
+      </w:pPr>
+      <w:rPr>
+        <w:rFonts w:ascii="Wingdings" w:hAnsi="Wingdings" w:hint="default"/>
+        <w:sz w:val="20"/>
+      </w:rPr>
+    </w:lvl>
+    <w:lvl w:ilvl="4" w:tentative="1">
+      <w:start w:val="1"/>
+      <w:numFmt w:val="bullet"/>
+      <w:lvlText w:val=""/>
+      <w:lvlJc w:val="left"/>
+      <w:pPr>
+        <w:tabs>
+          <w:tab w:val="num" w:pos="3600"/>
+        </w:tabs>
+        <w:ind w:left="3600" w:hanging="360"/>
+      </w:pPr>
+      <w:rPr>
+        <w:rFonts w:ascii="Wingdings" w:hAnsi="Wingdings" w:hint="default"/>
+        <w:sz w:val="20"/>
+      </w:rPr>
+    </w:lvl>
+    <w:lvl w:ilvl="5" w:tentative="1">
+      <w:start w:val="1"/>
+      <w:numFmt w:val="bullet"/>
+      <w:lvlText w:val=""/>
+      <w:lvlJc w:val="left"/>
+      <w:pPr>
+        <w:tabs>
+          <w:tab w:val="num" w:pos="4320"/>
+        </w:tabs>
+        <w:ind w:left="4320" w:hanging="360"/>
+      </w:pPr>
+      <w:rPr>
+        <w:rFonts w:ascii="Wingdings" w:hAnsi="Wingdings" w:hint="default"/>
+        <w:sz w:val="20"/>
+      </w:rPr>
+    </w:lvl>
+    <w:lvl w:ilvl="6" w:tentative="1">
+      <w:start w:val="1"/>
+      <w:numFmt w:val="bullet"/>
+      <w:lvlText w:val=""/>
+      <w:lvlJc w:val="left"/>
+      <w:pPr>
+        <w:tabs>
+          <w:tab w:val="num" w:pos="5040"/>
+        </w:tabs>
+        <w:ind w:left="5040" w:hanging="360"/>
+      </w:pPr>
+      <w:rPr>
+        <w:rFonts w:ascii="Wingdings" w:hAnsi="Wingdings" w:hint="default"/>
+        <w:sz w:val="20"/>
+      </w:rPr>
+    </w:lvl>
+    <w:lvl w:ilvl="7" w:tentative="1">
+      <w:start w:val="1"/>
+      <w:numFmt w:val="bullet"/>
+      <w:lvlText w:val=""/>
+      <w:lvlJc w:val="left"/>
+      <w:pPr>
+        <w:tabs>
+          <w:tab w:val="num" w:pos="5760"/>
+        </w:tabs>
+        <w:ind w:left="5760" w:hanging="360"/>
+      </w:pPr>
+      <w:rPr>
+        <w:rFonts w:ascii="Wingdings" w:hAnsi="Wingdings" w:hint="default"/>
+        <w:sz w:val="20"/>
+      </w:rPr>
+    </w:lvl>
+    <w:lvl w:ilvl="8" w:tentative="1">
+      <w:start w:val="1"/>
+      <w:numFmt w:val="bullet"/>
+      <w:lvlText w:val=""/>
+      <w:lvlJc w:val="left"/>
+      <w:pPr>
+        <w:tabs>
+          <w:tab w:val="num" w:pos="6480"/>
+        </w:tabs>
+        <w:ind w:left="6480" w:hanging="360"/>
+      </w:pPr>
+      <w:rPr>
+        <w:rFonts w:ascii="Wingdings" w:hAnsi="Wingdings" w:hint="default"/>
+        <w:sz w:val="20"/>
+      </w:rPr>
+    </w:lvl>
+  </w:abstractNum>
   <w:num w:numId="1" w16cid:durableId="39596359">
     <w:abstractNumId w:val="0"/>
   </w:num>
   <w:num w:numId="2" w16cid:durableId="477770351">
     <w:abstractNumId w:val="1"/>
+  </w:num>
+  <w:num w:numId="3" w16cid:durableId="557008811">
+    <w:abstractNumId w:val="2"/>
   </w:num>
 </w:numbering>
 </file>
